--- a/Compte_Rendu_TP2_ASP_NET_Core_MVC.docx
+++ b/Compte_Rendu_TP2_ASP_NET_Core_MVC.docx
@@ -347,12 +347,6 @@
         <w:gridCol w:w="9026"/>
       </w:tblGrid>
       <w:tr>
-        <w:tblPrEx>
-          <w:tblCellMar>
-            <w:top w:w="0" w:type="dxa"/>
-            <w:bottom w:w="0" w:type="dxa"/>
-          </w:tblCellMar>
-        </w:tblPrEx>
         <w:tc>
           <w:tcPr>
             <w:tcW w:w="9026" w:type="dxa"/>
@@ -379,6 +373,7 @@
             </w:pPr>
             <w:r>
               <w:rPr>
+                <w:noProof/>
                 <w:lang w:val="fr-FR"/>
               </w:rPr>
               <w:drawing>
@@ -542,12 +537,6 @@
         <w:gridCol w:w="9026"/>
       </w:tblGrid>
       <w:tr>
-        <w:tblPrEx>
-          <w:tblCellMar>
-            <w:top w:w="0" w:type="dxa"/>
-            <w:bottom w:w="0" w:type="dxa"/>
-          </w:tblCellMar>
-        </w:tblPrEx>
         <w:tc>
           <w:tcPr>
             <w:tcW w:w="9026" w:type="dxa"/>
@@ -576,6 +565,7 @@
               <w:rPr>
                 <w:b/>
                 <w:bCs/>
+                <w:noProof/>
                 <w:color w:val="CC5500"/>
                 <w:sz w:val="20"/>
                 <w:szCs w:val="20"/>
@@ -1015,12 +1005,6 @@
         <w:gridCol w:w="4026"/>
       </w:tblGrid>
       <w:tr>
-        <w:tblPrEx>
-          <w:tblCellMar>
-            <w:top w:w="0" w:type="dxa"/>
-            <w:bottom w:w="0" w:type="dxa"/>
-          </w:tblCellMar>
-        </w:tblPrEx>
         <w:tc>
           <w:tcPr>
             <w:tcW w:w="2500" w:type="dxa"/>
@@ -1134,12 +1118,6 @@
         </w:tc>
       </w:tr>
       <w:tr>
-        <w:tblPrEx>
-          <w:tblCellMar>
-            <w:top w:w="0" w:type="dxa"/>
-            <w:bottom w:w="0" w:type="dxa"/>
-          </w:tblCellMar>
-        </w:tblPrEx>
         <w:tc>
           <w:tcPr>
             <w:tcW w:w="2500" w:type="dxa"/>
@@ -1247,12 +1225,6 @@
         </w:tc>
       </w:tr>
       <w:tr>
-        <w:tblPrEx>
-          <w:tblCellMar>
-            <w:top w:w="0" w:type="dxa"/>
-            <w:bottom w:w="0" w:type="dxa"/>
-          </w:tblCellMar>
-        </w:tblPrEx>
         <w:tc>
           <w:tcPr>
             <w:tcW w:w="2500" w:type="dxa"/>
@@ -1354,12 +1326,6 @@
         </w:tc>
       </w:tr>
       <w:tr>
-        <w:tblPrEx>
-          <w:tblCellMar>
-            <w:top w:w="0" w:type="dxa"/>
-            <w:bottom w:w="0" w:type="dxa"/>
-          </w:tblCellMar>
-        </w:tblPrEx>
         <w:tc>
           <w:tcPr>
             <w:tcW w:w="2500" w:type="dxa"/>
@@ -1461,12 +1427,6 @@
         </w:tc>
       </w:tr>
       <w:tr>
-        <w:tblPrEx>
-          <w:tblCellMar>
-            <w:top w:w="0" w:type="dxa"/>
-            <w:bottom w:w="0" w:type="dxa"/>
-          </w:tblCellMar>
-        </w:tblPrEx>
         <w:tc>
           <w:tcPr>
             <w:tcW w:w="2500" w:type="dxa"/>
@@ -1594,12 +1554,6 @@
         <w:gridCol w:w="9026"/>
       </w:tblGrid>
       <w:tr>
-        <w:tblPrEx>
-          <w:tblCellMar>
-            <w:top w:w="0" w:type="dxa"/>
-            <w:bottom w:w="0" w:type="dxa"/>
-          </w:tblCellMar>
-        </w:tblPrEx>
         <w:tc>
           <w:tcPr>
             <w:tcW w:w="9026" w:type="dxa"/>
@@ -1628,6 +1582,7 @@
               <w:rPr>
                 <w:b/>
                 <w:bCs/>
+                <w:noProof/>
                 <w:color w:val="CC5500"/>
                 <w:sz w:val="20"/>
                 <w:szCs w:val="20"/>
@@ -1701,12 +1656,6 @@
         <w:gridCol w:w="9026"/>
       </w:tblGrid>
       <w:tr>
-        <w:tblPrEx>
-          <w:tblCellMar>
-            <w:top w:w="0" w:type="dxa"/>
-            <w:bottom w:w="0" w:type="dxa"/>
-          </w:tblCellMar>
-        </w:tblPrEx>
         <w:tc>
           <w:tcPr>
             <w:tcW w:w="9026" w:type="dxa"/>
@@ -1735,6 +1684,7 @@
               <w:rPr>
                 <w:b/>
                 <w:bCs/>
+                <w:noProof/>
                 <w:color w:val="CC5500"/>
                 <w:sz w:val="20"/>
                 <w:szCs w:val="20"/>
@@ -1864,6 +1814,7 @@
       </w:pPr>
       <w:r>
         <w:rPr>
+          <w:noProof/>
           <w:lang w:val="fr-FR"/>
         </w:rPr>
         <w:drawing>
@@ -1952,6 +1903,9 @@
         <w:spacing w:after="150"/>
       </w:pPr>
       <w:r>
+        <w:rPr>
+          <w:noProof/>
+        </w:rPr>
         <w:lastRenderedPageBreak/>
         <w:drawing>
           <wp:inline distT="0" distB="0" distL="0" distR="0" wp14:anchorId="44C2F4EF" wp14:editId="09BE0578">
@@ -2146,12 +2100,6 @@
         <w:gridCol w:w="9026"/>
       </w:tblGrid>
       <w:tr>
-        <w:tblPrEx>
-          <w:tblCellMar>
-            <w:top w:w="0" w:type="dxa"/>
-            <w:bottom w:w="0" w:type="dxa"/>
-          </w:tblCellMar>
-        </w:tblPrEx>
         <w:tc>
           <w:tcPr>
             <w:tcW w:w="9026" w:type="dxa"/>
@@ -2190,6 +2138,7 @@
             </w:r>
             <w:r>
               <w:rPr>
+                <w:noProof/>
                 <w:lang w:val="fr-FR"/>
               </w:rPr>
               <w:drawing>
@@ -2611,12 +2560,6 @@
         <w:gridCol w:w="9430"/>
       </w:tblGrid>
       <w:tr>
-        <w:tblPrEx>
-          <w:tblCellMar>
-            <w:top w:w="0" w:type="dxa"/>
-            <w:bottom w:w="0" w:type="dxa"/>
-          </w:tblCellMar>
-        </w:tblPrEx>
         <w:tc>
           <w:tcPr>
             <w:tcW w:w="9026" w:type="dxa"/>
@@ -2645,6 +2588,7 @@
               <w:rPr>
                 <w:b/>
                 <w:bCs/>
+                <w:noProof/>
                 <w:color w:val="CC5500"/>
                 <w:sz w:val="20"/>
                 <w:szCs w:val="20"/>
@@ -3869,16 +3813,65 @@
         <w:shd w:val="clear" w:color="auto" w:fill="F0F4FF"/>
         <w:spacing w:before="30" w:after="30"/>
         <w:ind w:left="360"/>
-      </w:pPr>
-      <w:r>
-        <w:rPr>
-          <w:rFonts w:ascii="Courier New" w:eastAsia="Courier New" w:hAnsi="Courier New" w:cs="Courier New"/>
-          <w:color w:val="1A1A6E"/>
-          <w:sz w:val="18"/>
-          <w:szCs w:val="18"/>
-        </w:rPr>
-        <w:t xml:space="preserve">            return View(producers);</w:t>
-      </w:r>
+        <w:rPr>
+          <w:lang w:val="fr-FR"/>
+        </w:rPr>
+      </w:pPr>
+      <w:r>
+        <w:rPr>
+          <w:rFonts w:ascii="Courier New" w:eastAsia="Courier New" w:hAnsi="Courier New" w:cs="Courier New"/>
+          <w:color w:val="1A1A6E"/>
+          <w:sz w:val="18"/>
+          <w:szCs w:val="18"/>
+        </w:rPr>
+        <w:t xml:space="preserve">            </w:t>
+      </w:r>
+      <w:proofErr w:type="gramStart"/>
+      <w:r>
+        <w:rPr>
+          <w:rFonts w:ascii="Courier New" w:eastAsia="Courier New" w:hAnsi="Courier New" w:cs="Courier New"/>
+          <w:color w:val="1A1A6E"/>
+          <w:sz w:val="18"/>
+          <w:szCs w:val="18"/>
+          <w:lang w:val="fr-FR"/>
+        </w:rPr>
+        <w:t>return</w:t>
+      </w:r>
+      <w:proofErr w:type="gramEnd"/>
+      <w:r>
+        <w:rPr>
+          <w:rFonts w:ascii="Courier New" w:eastAsia="Courier New" w:hAnsi="Courier New" w:cs="Courier New"/>
+          <w:color w:val="1A1A6E"/>
+          <w:sz w:val="18"/>
+          <w:szCs w:val="18"/>
+          <w:lang w:val="fr-FR"/>
+        </w:rPr>
+        <w:t xml:space="preserve"> View(</w:t>
+      </w:r>
+      <w:proofErr w:type="spellStart"/>
+      <w:r>
+        <w:rPr>
+          <w:rFonts w:ascii="Courier New" w:eastAsia="Courier New" w:hAnsi="Courier New" w:cs="Courier New"/>
+          <w:color w:val="1A1A6E"/>
+          <w:sz w:val="18"/>
+          <w:szCs w:val="18"/>
+          <w:lang w:val="fr-FR"/>
+        </w:rPr>
+        <w:t>producers</w:t>
+      </w:r>
+      <w:proofErr w:type="spellEnd"/>
+      <w:proofErr w:type="gramStart"/>
+      <w:r>
+        <w:rPr>
+          <w:rFonts w:ascii="Courier New" w:eastAsia="Courier New" w:hAnsi="Courier New" w:cs="Courier New"/>
+          <w:color w:val="1A1A6E"/>
+          <w:sz w:val="18"/>
+          <w:szCs w:val="18"/>
+          <w:lang w:val="fr-FR"/>
+        </w:rPr>
+        <w:t>);</w:t>
+      </w:r>
+      <w:proofErr w:type="gramEnd"/>
     </w:p>
     <w:p>
       <w:pPr>
@@ -3895,6 +3888,7 @@
           <w:color w:val="1A1A6E"/>
           <w:sz w:val="18"/>
           <w:szCs w:val="18"/>
+          <w:lang w:val="fr-FR"/>
         </w:rPr>
         <w:t xml:space="preserve">        </w:t>
       </w:r>
@@ -4028,12 +4022,6 @@
         <w:gridCol w:w="9026"/>
       </w:tblGrid>
       <w:tr>
-        <w:tblPrEx>
-          <w:tblCellMar>
-            <w:top w:w="0" w:type="dxa"/>
-            <w:bottom w:w="0" w:type="dxa"/>
-          </w:tblCellMar>
-        </w:tblPrEx>
         <w:tc>
           <w:tcPr>
             <w:tcW w:w="9026" w:type="dxa"/>
@@ -4539,12 +4527,6 @@
         <w:gridCol w:w="9026"/>
       </w:tblGrid>
       <w:tr>
-        <w:tblPrEx>
-          <w:tblCellMar>
-            <w:top w:w="0" w:type="dxa"/>
-            <w:bottom w:w="0" w:type="dxa"/>
-          </w:tblCellMar>
-        </w:tblPrEx>
         <w:tc>
           <w:tcPr>
             <w:tcW w:w="9026" w:type="dxa"/>
@@ -4703,12 +4685,6 @@
         <w:gridCol w:w="9026"/>
       </w:tblGrid>
       <w:tr>
-        <w:tblPrEx>
-          <w:tblCellMar>
-            <w:top w:w="0" w:type="dxa"/>
-            <w:bottom w:w="0" w:type="dxa"/>
-          </w:tblCellMar>
-        </w:tblPrEx>
         <w:tc>
           <w:tcPr>
             <w:tcW w:w="9026" w:type="dxa"/>
@@ -5223,12 +5199,6 @@
         <w:gridCol w:w="9026"/>
       </w:tblGrid>
       <w:tr>
-        <w:tblPrEx>
-          <w:tblCellMar>
-            <w:top w:w="0" w:type="dxa"/>
-            <w:bottom w:w="0" w:type="dxa"/>
-          </w:tblCellMar>
-        </w:tblPrEx>
         <w:tc>
           <w:tcPr>
             <w:tcW w:w="9026" w:type="dxa"/>
@@ -5834,12 +5804,6 @@
         <w:gridCol w:w="9026"/>
       </w:tblGrid>
       <w:tr>
-        <w:tblPrEx>
-          <w:tblCellMar>
-            <w:top w:w="0" w:type="dxa"/>
-            <w:bottom w:w="0" w:type="dxa"/>
-          </w:tblCellMar>
-        </w:tblPrEx>
         <w:tc>
           <w:tcPr>
             <w:tcW w:w="9026" w:type="dxa"/>
@@ -6122,12 +6086,6 @@
         <w:gridCol w:w="9026"/>
       </w:tblGrid>
       <w:tr>
-        <w:tblPrEx>
-          <w:tblCellMar>
-            <w:top w:w="0" w:type="dxa"/>
-            <w:bottom w:w="0" w:type="dxa"/>
-          </w:tblCellMar>
-        </w:tblPrEx>
         <w:tc>
           <w:tcPr>
             <w:tcW w:w="9026" w:type="dxa"/>
@@ -6714,12 +6672,6 @@
         <w:gridCol w:w="4026"/>
       </w:tblGrid>
       <w:tr>
-        <w:tblPrEx>
-          <w:tblCellMar>
-            <w:top w:w="0" w:type="dxa"/>
-            <w:bottom w:w="0" w:type="dxa"/>
-          </w:tblCellMar>
-        </w:tblPrEx>
         <w:tc>
           <w:tcPr>
             <w:tcW w:w="2500" w:type="dxa"/>
@@ -6833,12 +6785,6 @@
         </w:tc>
       </w:tr>
       <w:tr>
-        <w:tblPrEx>
-          <w:tblCellMar>
-            <w:top w:w="0" w:type="dxa"/>
-            <w:bottom w:w="0" w:type="dxa"/>
-          </w:tblCellMar>
-        </w:tblPrEx>
         <w:tc>
           <w:tcPr>
             <w:tcW w:w="2500" w:type="dxa"/>
@@ -6946,12 +6892,6 @@
         </w:tc>
       </w:tr>
       <w:tr>
-        <w:tblPrEx>
-          <w:tblCellMar>
-            <w:top w:w="0" w:type="dxa"/>
-            <w:bottom w:w="0" w:type="dxa"/>
-          </w:tblCellMar>
-        </w:tblPrEx>
         <w:tc>
           <w:tcPr>
             <w:tcW w:w="2500" w:type="dxa"/>
@@ -7053,12 +6993,6 @@
         </w:tc>
       </w:tr>
       <w:tr>
-        <w:tblPrEx>
-          <w:tblCellMar>
-            <w:top w:w="0" w:type="dxa"/>
-            <w:bottom w:w="0" w:type="dxa"/>
-          </w:tblCellMar>
-        </w:tblPrEx>
         <w:tc>
           <w:tcPr>
             <w:tcW w:w="2500" w:type="dxa"/>
@@ -7160,12 +7094,6 @@
         </w:tc>
       </w:tr>
       <w:tr>
-        <w:tblPrEx>
-          <w:tblCellMar>
-            <w:top w:w="0" w:type="dxa"/>
-            <w:bottom w:w="0" w:type="dxa"/>
-          </w:tblCellMar>
-        </w:tblPrEx>
         <w:tc>
           <w:tcPr>
             <w:tcW w:w="2500" w:type="dxa"/>
@@ -7283,151 +7211,6 @@
         </w:rPr>
       </w:pPr>
     </w:p>
-    <w:tbl>
-      <w:tblPr>
-        <w:tblW w:w="9026" w:type="dxa"/>
-        <w:tblBorders>
-          <w:top w:val="single" w:sz="4" w:space="0" w:color="auto"/>
-          <w:left w:val="single" w:sz="4" w:space="0" w:color="auto"/>
-          <w:bottom w:val="single" w:sz="4" w:space="0" w:color="auto"/>
-          <w:right w:val="single" w:sz="4" w:space="0" w:color="auto"/>
-          <w:insideH w:val="single" w:sz="4" w:space="0" w:color="auto"/>
-          <w:insideV w:val="single" w:sz="4" w:space="0" w:color="auto"/>
-        </w:tblBorders>
-        <w:tblCellMar>
-          <w:left w:w="10" w:type="dxa"/>
-          <w:right w:w="10" w:type="dxa"/>
-        </w:tblCellMar>
-        <w:tblLook w:val="04A0" w:firstRow="1" w:lastRow="0" w:firstColumn="1" w:lastColumn="0" w:noHBand="0" w:noVBand="1"/>
-      </w:tblPr>
-      <w:tblGrid>
-        <w:gridCol w:w="9026"/>
-      </w:tblGrid>
-      <w:tr>
-        <w:tblPrEx>
-          <w:tblCellMar>
-            <w:top w:w="0" w:type="dxa"/>
-            <w:bottom w:w="0" w:type="dxa"/>
-          </w:tblCellMar>
-        </w:tblPrEx>
-        <w:tc>
-          <w:tcPr>
-            <w:tcW w:w="9026" w:type="dxa"/>
-            <w:tcBorders>
-              <w:top w:val="dashed" w:sz="2" w:space="0" w:color="FF8C00"/>
-              <w:left w:val="dashed" w:sz="2" w:space="0" w:color="FF8C00"/>
-              <w:bottom w:val="dashed" w:sz="2" w:space="0" w:color="FF8C00"/>
-              <w:right w:val="dashed" w:sz="2" w:space="0" w:color="FF8C00"/>
-            </w:tcBorders>
-            <w:shd w:val="clear" w:color="auto" w:fill="FFF8F0"/>
-            <w:tcMar>
-              <w:top w:w="200" w:type="dxa"/>
-              <w:left w:w="200" w:type="dxa"/>
-              <w:bottom w:w="200" w:type="dxa"/>
-              <w:right w:w="200" w:type="dxa"/>
-            </w:tcMar>
-          </w:tcPr>
-          <w:p>
-            <w:pPr>
-              <w:jc w:val="center"/>
-              <w:rPr>
-                <w:lang w:val="fr-FR"/>
-              </w:rPr>
-            </w:pPr>
-            <w:proofErr w:type="gramStart"/>
-            <w:r>
-              <w:rPr>
-                <w:b/>
-                <w:bCs/>
-                <w:color w:val="CC5500"/>
-                <w:sz w:val="20"/>
-                <w:szCs w:val="20"/>
-              </w:rPr>
-              <w:t>📷</w:t>
-            </w:r>
-            <w:r>
-              <w:rPr>
-                <w:b/>
-                <w:bCs/>
-                <w:color w:val="CC5500"/>
-                <w:sz w:val="20"/>
-                <w:szCs w:val="20"/>
-                <w:lang w:val="fr-FR"/>
-              </w:rPr>
-              <w:t xml:space="preserve">  SCREENSHOT</w:t>
-            </w:r>
-            <w:proofErr w:type="gramEnd"/>
-            <w:r>
-              <w:rPr>
-                <w:b/>
-                <w:bCs/>
-                <w:color w:val="CC5500"/>
-                <w:sz w:val="20"/>
-                <w:szCs w:val="20"/>
-                <w:lang w:val="fr-FR"/>
-              </w:rPr>
-              <w:t xml:space="preserve"> — Table </w:t>
-            </w:r>
-            <w:proofErr w:type="spellStart"/>
-            <w:r>
-              <w:rPr>
-                <w:b/>
-                <w:bCs/>
-                <w:color w:val="CC5500"/>
-                <w:sz w:val="20"/>
-                <w:szCs w:val="20"/>
-                <w:lang w:val="fr-FR"/>
-              </w:rPr>
-              <w:t>Movie</w:t>
-            </w:r>
-            <w:proofErr w:type="spellEnd"/>
-            <w:r>
-              <w:rPr>
-                <w:b/>
-                <w:bCs/>
-                <w:color w:val="CC5500"/>
-                <w:sz w:val="20"/>
-                <w:szCs w:val="20"/>
-                <w:lang w:val="fr-FR"/>
-              </w:rPr>
-              <w:t xml:space="preserve"> dans l'explorateur de serveurs avec ses colonnes et la clé étrangère </w:t>
-            </w:r>
-            <w:proofErr w:type="spellStart"/>
-            <w:r>
-              <w:rPr>
-                <w:b/>
-                <w:bCs/>
-                <w:color w:val="CC5500"/>
-                <w:sz w:val="20"/>
-                <w:szCs w:val="20"/>
-                <w:lang w:val="fr-FR"/>
-              </w:rPr>
-              <w:t>FK_Movie_Prod</w:t>
-            </w:r>
-            <w:proofErr w:type="spellEnd"/>
-          </w:p>
-          <w:p>
-            <w:pPr>
-              <w:jc w:val="center"/>
-              <w:rPr>
-                <w:lang w:val="fr-FR"/>
-              </w:rPr>
-            </w:pPr>
-            <w:r>
-              <w:rPr>
-                <w:i/>
-                <w:iCs/>
-                <w:color w:val="888888"/>
-                <w:sz w:val="18"/>
-                <w:szCs w:val="18"/>
-                <w:lang w:val="fr-FR"/>
-              </w:rPr>
-              <w:t>[Insérez votre capture d'écran ici]</w:t>
-            </w:r>
-          </w:p>
-        </w:tc>
-      </w:tr>
-    </w:tbl>
     <w:p>
       <w:pPr>
         <w:spacing w:after="150"/>
@@ -7550,138 +7333,6 @@
         </w:rPr>
       </w:pPr>
     </w:p>
-    <w:tbl>
-      <w:tblPr>
-        <w:tblW w:w="9026" w:type="dxa"/>
-        <w:tblBorders>
-          <w:top w:val="single" w:sz="4" w:space="0" w:color="auto"/>
-          <w:left w:val="single" w:sz="4" w:space="0" w:color="auto"/>
-          <w:bottom w:val="single" w:sz="4" w:space="0" w:color="auto"/>
-          <w:right w:val="single" w:sz="4" w:space="0" w:color="auto"/>
-          <w:insideH w:val="single" w:sz="4" w:space="0" w:color="auto"/>
-          <w:insideV w:val="single" w:sz="4" w:space="0" w:color="auto"/>
-        </w:tblBorders>
-        <w:tblCellMar>
-          <w:left w:w="10" w:type="dxa"/>
-          <w:right w:w="10" w:type="dxa"/>
-        </w:tblCellMar>
-        <w:tblLook w:val="04A0" w:firstRow="1" w:lastRow="0" w:firstColumn="1" w:lastColumn="0" w:noHBand="0" w:noVBand="1"/>
-      </w:tblPr>
-      <w:tblGrid>
-        <w:gridCol w:w="9026"/>
-      </w:tblGrid>
-      <w:tr>
-        <w:tblPrEx>
-          <w:tblCellMar>
-            <w:top w:w="0" w:type="dxa"/>
-            <w:bottom w:w="0" w:type="dxa"/>
-          </w:tblCellMar>
-        </w:tblPrEx>
-        <w:tc>
-          <w:tcPr>
-            <w:tcW w:w="9026" w:type="dxa"/>
-            <w:tcBorders>
-              <w:top w:val="dashed" w:sz="2" w:space="0" w:color="FF8C00"/>
-              <w:left w:val="dashed" w:sz="2" w:space="0" w:color="FF8C00"/>
-              <w:bottom w:val="dashed" w:sz="2" w:space="0" w:color="FF8C00"/>
-              <w:right w:val="dashed" w:sz="2" w:space="0" w:color="FF8C00"/>
-            </w:tcBorders>
-            <w:shd w:val="clear" w:color="auto" w:fill="FFF8F0"/>
-            <w:tcMar>
-              <w:top w:w="200" w:type="dxa"/>
-              <w:left w:w="200" w:type="dxa"/>
-              <w:bottom w:w="200" w:type="dxa"/>
-              <w:right w:w="200" w:type="dxa"/>
-            </w:tcMar>
-          </w:tcPr>
-          <w:p>
-            <w:pPr>
-              <w:jc w:val="center"/>
-              <w:rPr>
-                <w:lang w:val="fr-FR"/>
-              </w:rPr>
-            </w:pPr>
-            <w:proofErr w:type="gramStart"/>
-            <w:r>
-              <w:rPr>
-                <w:b/>
-                <w:bCs/>
-                <w:color w:val="CC5500"/>
-                <w:sz w:val="20"/>
-                <w:szCs w:val="20"/>
-              </w:rPr>
-              <w:t>📷</w:t>
-            </w:r>
-            <w:r>
-              <w:rPr>
-                <w:b/>
-                <w:bCs/>
-                <w:color w:val="CC5500"/>
-                <w:sz w:val="20"/>
-                <w:szCs w:val="20"/>
-                <w:lang w:val="fr-FR"/>
-              </w:rPr>
-              <w:t xml:space="preserve">  SCREENSHOT</w:t>
-            </w:r>
-            <w:proofErr w:type="gramEnd"/>
-            <w:r>
-              <w:rPr>
-                <w:b/>
-                <w:bCs/>
-                <w:color w:val="CC5500"/>
-                <w:sz w:val="20"/>
-                <w:szCs w:val="20"/>
-                <w:lang w:val="fr-FR"/>
-              </w:rPr>
-              <w:t xml:space="preserve"> — Données de test dans la table </w:t>
-            </w:r>
-            <w:proofErr w:type="spellStart"/>
-            <w:r>
-              <w:rPr>
-                <w:b/>
-                <w:bCs/>
-                <w:color w:val="CC5500"/>
-                <w:sz w:val="20"/>
-                <w:szCs w:val="20"/>
-                <w:lang w:val="fr-FR"/>
-              </w:rPr>
-              <w:t>Movie</w:t>
-            </w:r>
-            <w:proofErr w:type="spellEnd"/>
-            <w:r>
-              <w:rPr>
-                <w:b/>
-                <w:bCs/>
-                <w:color w:val="CC5500"/>
-                <w:sz w:val="20"/>
-                <w:szCs w:val="20"/>
-                <w:lang w:val="fr-FR"/>
-              </w:rPr>
-              <w:t xml:space="preserve"> (clic-droit &gt; Afficher les données de la table)</w:t>
-            </w:r>
-          </w:p>
-          <w:p>
-            <w:pPr>
-              <w:jc w:val="center"/>
-              <w:rPr>
-                <w:lang w:val="fr-FR"/>
-              </w:rPr>
-            </w:pPr>
-            <w:r>
-              <w:rPr>
-                <w:i/>
-                <w:iCs/>
-                <w:color w:val="888888"/>
-                <w:sz w:val="18"/>
-                <w:szCs w:val="18"/>
-                <w:lang w:val="fr-FR"/>
-              </w:rPr>
-              <w:t>[Insérez votre capture d'écran ici]</w:t>
-            </w:r>
-          </w:p>
-        </w:tc>
-      </w:tr>
-    </w:tbl>
     <w:p>
       <w:pPr>
         <w:spacing w:after="150"/>
@@ -7729,7 +7380,6 @@
         <w:rPr>
           <w:lang w:val="fr-FR"/>
         </w:rPr>
-        <w:lastRenderedPageBreak/>
         <w:t xml:space="preserve">La commande </w:t>
       </w:r>
       <w:proofErr w:type="spellStart"/>
@@ -7935,6 +7585,7 @@
         <w:rPr>
           <w:lang w:val="fr-FR"/>
         </w:rPr>
+        <w:lastRenderedPageBreak/>
         <w:t xml:space="preserve">Après régénération, la propriété de navigation Producer dans </w:t>
       </w:r>
       <w:proofErr w:type="spellStart"/>
@@ -8040,151 +7691,6 @@
         <w:spacing w:after="150"/>
       </w:pPr>
     </w:p>
-    <w:tbl>
-      <w:tblPr>
-        <w:tblW w:w="9026" w:type="dxa"/>
-        <w:tblBorders>
-          <w:top w:val="single" w:sz="4" w:space="0" w:color="auto"/>
-          <w:left w:val="single" w:sz="4" w:space="0" w:color="auto"/>
-          <w:bottom w:val="single" w:sz="4" w:space="0" w:color="auto"/>
-          <w:right w:val="single" w:sz="4" w:space="0" w:color="auto"/>
-          <w:insideH w:val="single" w:sz="4" w:space="0" w:color="auto"/>
-          <w:insideV w:val="single" w:sz="4" w:space="0" w:color="auto"/>
-        </w:tblBorders>
-        <w:tblCellMar>
-          <w:left w:w="10" w:type="dxa"/>
-          <w:right w:w="10" w:type="dxa"/>
-        </w:tblCellMar>
-        <w:tblLook w:val="04A0" w:firstRow="1" w:lastRow="0" w:firstColumn="1" w:lastColumn="0" w:noHBand="0" w:noVBand="1"/>
-      </w:tblPr>
-      <w:tblGrid>
-        <w:gridCol w:w="9026"/>
-      </w:tblGrid>
-      <w:tr>
-        <w:tblPrEx>
-          <w:tblCellMar>
-            <w:top w:w="0" w:type="dxa"/>
-            <w:bottom w:w="0" w:type="dxa"/>
-          </w:tblCellMar>
-        </w:tblPrEx>
-        <w:tc>
-          <w:tcPr>
-            <w:tcW w:w="9026" w:type="dxa"/>
-            <w:tcBorders>
-              <w:top w:val="dashed" w:sz="2" w:space="0" w:color="FF8C00"/>
-              <w:left w:val="dashed" w:sz="2" w:space="0" w:color="FF8C00"/>
-              <w:bottom w:val="dashed" w:sz="2" w:space="0" w:color="FF8C00"/>
-              <w:right w:val="dashed" w:sz="2" w:space="0" w:color="FF8C00"/>
-            </w:tcBorders>
-            <w:shd w:val="clear" w:color="auto" w:fill="FFF8F0"/>
-            <w:tcMar>
-              <w:top w:w="200" w:type="dxa"/>
-              <w:left w:w="200" w:type="dxa"/>
-              <w:bottom w:w="200" w:type="dxa"/>
-              <w:right w:w="200" w:type="dxa"/>
-            </w:tcMar>
-          </w:tcPr>
-          <w:p>
-            <w:pPr>
-              <w:jc w:val="center"/>
-              <w:rPr>
-                <w:lang w:val="fr-FR"/>
-              </w:rPr>
-            </w:pPr>
-            <w:proofErr w:type="gramStart"/>
-            <w:r>
-              <w:rPr>
-                <w:b/>
-                <w:bCs/>
-                <w:color w:val="CC5500"/>
-                <w:sz w:val="20"/>
-                <w:szCs w:val="20"/>
-              </w:rPr>
-              <w:t>📷</w:t>
-            </w:r>
-            <w:r>
-              <w:rPr>
-                <w:b/>
-                <w:bCs/>
-                <w:color w:val="CC5500"/>
-                <w:sz w:val="20"/>
-                <w:szCs w:val="20"/>
-                <w:lang w:val="fr-FR"/>
-              </w:rPr>
-              <w:t xml:space="preserve">  SCREENSHOT</w:t>
-            </w:r>
-            <w:proofErr w:type="gramEnd"/>
-            <w:r>
-              <w:rPr>
-                <w:b/>
-                <w:bCs/>
-                <w:color w:val="CC5500"/>
-                <w:sz w:val="20"/>
-                <w:szCs w:val="20"/>
-                <w:lang w:val="fr-FR"/>
-              </w:rPr>
-              <w:t xml:space="preserve"> — Fichier </w:t>
-            </w:r>
-            <w:proofErr w:type="spellStart"/>
-            <w:r>
-              <w:rPr>
-                <w:b/>
-                <w:bCs/>
-                <w:color w:val="CC5500"/>
-                <w:sz w:val="20"/>
-                <w:szCs w:val="20"/>
-                <w:lang w:val="fr-FR"/>
-              </w:rPr>
-              <w:t>Movie.cs</w:t>
-            </w:r>
-            <w:proofErr w:type="spellEnd"/>
-            <w:r>
-              <w:rPr>
-                <w:b/>
-                <w:bCs/>
-                <w:color w:val="CC5500"/>
-                <w:sz w:val="20"/>
-                <w:szCs w:val="20"/>
-                <w:lang w:val="fr-FR"/>
-              </w:rPr>
-              <w:t xml:space="preserve"> généré avec la propriété de navigation Producer? </w:t>
-            </w:r>
-            <w:proofErr w:type="spellStart"/>
-            <w:r>
-              <w:rPr>
-                <w:b/>
-                <w:bCs/>
-                <w:color w:val="CC5500"/>
-                <w:sz w:val="20"/>
-                <w:szCs w:val="20"/>
-                <w:lang w:val="fr-FR"/>
-              </w:rPr>
-              <w:t>nullable</w:t>
-            </w:r>
-            <w:proofErr w:type="spellEnd"/>
-          </w:p>
-          <w:p>
-            <w:pPr>
-              <w:jc w:val="center"/>
-              <w:rPr>
-                <w:lang w:val="fr-FR"/>
-              </w:rPr>
-            </w:pPr>
-            <w:r>
-              <w:rPr>
-                <w:i/>
-                <w:iCs/>
-                <w:color w:val="888888"/>
-                <w:sz w:val="18"/>
-                <w:szCs w:val="18"/>
-                <w:lang w:val="fr-FR"/>
-              </w:rPr>
-              <w:t>[Insérez votre capture d'écran ici]</w:t>
-            </w:r>
-          </w:p>
-        </w:tc>
-      </w:tr>
-    </w:tbl>
     <w:p>
       <w:pPr>
         <w:spacing w:after="150"/>
@@ -8408,837 +7914,15 @@
     </w:p>
     <w:p>
       <w:pPr>
-        <w:spacing w:after="150"/>
-        <w:rPr>
-          <w:lang w:val="fr-FR"/>
-        </w:rPr>
-      </w:pPr>
-    </w:p>
-    <w:tbl>
-      <w:tblPr>
-        <w:tblW w:w="9026" w:type="dxa"/>
-        <w:tblBorders>
-          <w:top w:val="single" w:sz="4" w:space="0" w:color="auto"/>
-          <w:left w:val="single" w:sz="4" w:space="0" w:color="auto"/>
-          <w:bottom w:val="single" w:sz="4" w:space="0" w:color="auto"/>
-          <w:right w:val="single" w:sz="4" w:space="0" w:color="auto"/>
-          <w:insideH w:val="single" w:sz="4" w:space="0" w:color="auto"/>
-          <w:insideV w:val="single" w:sz="4" w:space="0" w:color="auto"/>
-        </w:tblBorders>
-        <w:tblCellMar>
-          <w:left w:w="10" w:type="dxa"/>
-          <w:right w:w="10" w:type="dxa"/>
-        </w:tblCellMar>
-        <w:tblLook w:val="04A0" w:firstRow="1" w:lastRow="0" w:firstColumn="1" w:lastColumn="0" w:noHBand="0" w:noVBand="1"/>
-      </w:tblPr>
-      <w:tblGrid>
-        <w:gridCol w:w="9026"/>
-      </w:tblGrid>
-      <w:tr>
-        <w:tblPrEx>
-          <w:tblCellMar>
-            <w:top w:w="0" w:type="dxa"/>
-            <w:bottom w:w="0" w:type="dxa"/>
-          </w:tblCellMar>
-        </w:tblPrEx>
-        <w:tc>
-          <w:tcPr>
-            <w:tcW w:w="9026" w:type="dxa"/>
-            <w:tcBorders>
-              <w:top w:val="dashed" w:sz="2" w:space="0" w:color="FF8C00"/>
-              <w:left w:val="dashed" w:sz="2" w:space="0" w:color="FF8C00"/>
-              <w:bottom w:val="dashed" w:sz="2" w:space="0" w:color="FF8C00"/>
-              <w:right w:val="dashed" w:sz="2" w:space="0" w:color="FF8C00"/>
-            </w:tcBorders>
-            <w:shd w:val="clear" w:color="auto" w:fill="FFF8F0"/>
-            <w:tcMar>
-              <w:top w:w="200" w:type="dxa"/>
-              <w:left w:w="200" w:type="dxa"/>
-              <w:bottom w:w="200" w:type="dxa"/>
-              <w:right w:w="200" w:type="dxa"/>
-            </w:tcMar>
-          </w:tcPr>
-          <w:p>
-            <w:pPr>
-              <w:jc w:val="center"/>
-              <w:rPr>
-                <w:lang w:val="fr-FR"/>
-              </w:rPr>
-            </w:pPr>
-            <w:proofErr w:type="gramStart"/>
-            <w:r>
-              <w:rPr>
-                <w:b/>
-                <w:bCs/>
-                <w:color w:val="CC5500"/>
-                <w:sz w:val="20"/>
-                <w:szCs w:val="20"/>
-              </w:rPr>
-              <w:t>📷</w:t>
-            </w:r>
-            <w:r>
-              <w:rPr>
-                <w:b/>
-                <w:bCs/>
-                <w:color w:val="CC5500"/>
-                <w:sz w:val="20"/>
-                <w:szCs w:val="20"/>
-                <w:lang w:val="fr-FR"/>
-              </w:rPr>
-              <w:t xml:space="preserve">  SCREENSHOT</w:t>
-            </w:r>
-            <w:proofErr w:type="gramEnd"/>
-            <w:r>
-              <w:rPr>
-                <w:b/>
-                <w:bCs/>
-                <w:color w:val="CC5500"/>
-                <w:sz w:val="20"/>
-                <w:szCs w:val="20"/>
-                <w:lang w:val="fr-FR"/>
-              </w:rPr>
-              <w:t xml:space="preserve"> — </w:t>
-            </w:r>
-            <w:proofErr w:type="spellStart"/>
-            <w:r>
-              <w:rPr>
-                <w:b/>
-                <w:bCs/>
-                <w:color w:val="CC5500"/>
-                <w:sz w:val="20"/>
-                <w:szCs w:val="20"/>
-                <w:lang w:val="fr-FR"/>
-              </w:rPr>
-              <w:t>MoviesController.cs</w:t>
-            </w:r>
-            <w:proofErr w:type="spellEnd"/>
-            <w:r>
-              <w:rPr>
-                <w:b/>
-                <w:bCs/>
-                <w:color w:val="CC5500"/>
-                <w:sz w:val="20"/>
-                <w:szCs w:val="20"/>
-                <w:lang w:val="fr-FR"/>
-              </w:rPr>
-              <w:t xml:space="preserve"> généré automatiquement dans l'explorateur de solutions</w:t>
-            </w:r>
-          </w:p>
-          <w:p>
-            <w:pPr>
-              <w:jc w:val="center"/>
-              <w:rPr>
-                <w:lang w:val="fr-FR"/>
-              </w:rPr>
-            </w:pPr>
-            <w:r>
-              <w:rPr>
-                <w:i/>
-                <w:iCs/>
-                <w:color w:val="888888"/>
-                <w:sz w:val="18"/>
-                <w:szCs w:val="18"/>
-                <w:lang w:val="fr-FR"/>
-              </w:rPr>
-              <w:t>[Insérez votre capture d'écran ici]</w:t>
-            </w:r>
-          </w:p>
-        </w:tc>
-      </w:tr>
-    </w:tbl>
-    <w:p>
-      <w:pPr>
-        <w:spacing w:after="150"/>
-        <w:rPr>
-          <w:lang w:val="fr-FR"/>
-        </w:rPr>
-      </w:pPr>
-    </w:p>
-    <w:p>
-      <w:pPr>
-        <w:pStyle w:val="Titre2"/>
-      </w:pPr>
-      <w:r>
-        <w:t xml:space="preserve">5. Test des actions de </w:t>
-      </w:r>
-      <w:proofErr w:type="spellStart"/>
-      <w:r>
-        <w:t>MoviesController</w:t>
-      </w:r>
-      <w:proofErr w:type="spellEnd"/>
-    </w:p>
-    <w:tbl>
-      <w:tblPr>
-        <w:tblW w:w="9026" w:type="dxa"/>
-        <w:tblBorders>
-          <w:top w:val="single" w:sz="4" w:space="0" w:color="auto"/>
-          <w:left w:val="single" w:sz="4" w:space="0" w:color="auto"/>
-          <w:bottom w:val="single" w:sz="4" w:space="0" w:color="auto"/>
-          <w:right w:val="single" w:sz="4" w:space="0" w:color="auto"/>
-          <w:insideH w:val="single" w:sz="4" w:space="0" w:color="auto"/>
-          <w:insideV w:val="single" w:sz="4" w:space="0" w:color="auto"/>
-        </w:tblBorders>
-        <w:tblCellMar>
-          <w:left w:w="10" w:type="dxa"/>
-          <w:right w:w="10" w:type="dxa"/>
-        </w:tblCellMar>
-        <w:tblLook w:val="04A0" w:firstRow="1" w:lastRow="0" w:firstColumn="1" w:lastColumn="0" w:noHBand="0" w:noVBand="1"/>
-      </w:tblPr>
-      <w:tblGrid>
-        <w:gridCol w:w="9026"/>
-      </w:tblGrid>
-      <w:tr>
-        <w:tblPrEx>
-          <w:tblCellMar>
-            <w:top w:w="0" w:type="dxa"/>
-            <w:bottom w:w="0" w:type="dxa"/>
-          </w:tblCellMar>
-        </w:tblPrEx>
-        <w:tc>
-          <w:tcPr>
-            <w:tcW w:w="9026" w:type="dxa"/>
-            <w:tcBorders>
-              <w:top w:val="dashed" w:sz="2" w:space="0" w:color="FF8C00"/>
-              <w:left w:val="dashed" w:sz="2" w:space="0" w:color="FF8C00"/>
-              <w:bottom w:val="dashed" w:sz="2" w:space="0" w:color="FF8C00"/>
-              <w:right w:val="dashed" w:sz="2" w:space="0" w:color="FF8C00"/>
-            </w:tcBorders>
-            <w:shd w:val="clear" w:color="auto" w:fill="FFF8F0"/>
-            <w:tcMar>
-              <w:top w:w="200" w:type="dxa"/>
-              <w:left w:w="200" w:type="dxa"/>
-              <w:bottom w:w="200" w:type="dxa"/>
-              <w:right w:w="200" w:type="dxa"/>
-            </w:tcMar>
-          </w:tcPr>
-          <w:p>
-            <w:pPr>
-              <w:jc w:val="center"/>
-              <w:rPr>
-                <w:lang w:val="fr-FR"/>
-              </w:rPr>
-            </w:pPr>
-            <w:proofErr w:type="gramStart"/>
-            <w:r>
-              <w:rPr>
-                <w:b/>
-                <w:bCs/>
-                <w:color w:val="CC5500"/>
-                <w:sz w:val="20"/>
-                <w:szCs w:val="20"/>
-              </w:rPr>
-              <w:t>📷</w:t>
-            </w:r>
-            <w:r>
-              <w:rPr>
-                <w:b/>
-                <w:bCs/>
-                <w:color w:val="CC5500"/>
-                <w:sz w:val="20"/>
-                <w:szCs w:val="20"/>
-                <w:lang w:val="fr-FR"/>
-              </w:rPr>
-              <w:t xml:space="preserve">  SCREENSHOT</w:t>
-            </w:r>
-            <w:proofErr w:type="gramEnd"/>
-            <w:r>
-              <w:rPr>
-                <w:b/>
-                <w:bCs/>
-                <w:color w:val="CC5500"/>
-                <w:sz w:val="20"/>
-                <w:szCs w:val="20"/>
-                <w:lang w:val="fr-FR"/>
-              </w:rPr>
-              <w:t xml:space="preserve"> — Vue Index de </w:t>
-            </w:r>
-            <w:proofErr w:type="spellStart"/>
-            <w:r>
-              <w:rPr>
-                <w:b/>
-                <w:bCs/>
-                <w:color w:val="CC5500"/>
-                <w:sz w:val="20"/>
-                <w:szCs w:val="20"/>
-                <w:lang w:val="fr-FR"/>
-              </w:rPr>
-              <w:t>Movies</w:t>
-            </w:r>
-            <w:proofErr w:type="spellEnd"/>
-            <w:r>
-              <w:rPr>
-                <w:b/>
-                <w:bCs/>
-                <w:color w:val="CC5500"/>
-                <w:sz w:val="20"/>
-                <w:szCs w:val="20"/>
-                <w:lang w:val="fr-FR"/>
-              </w:rPr>
-              <w:t xml:space="preserve"> dans le navigateur — liste des films avec le nom du producteur</w:t>
-            </w:r>
-          </w:p>
-          <w:p>
-            <w:pPr>
-              <w:jc w:val="center"/>
-              <w:rPr>
-                <w:lang w:val="fr-FR"/>
-              </w:rPr>
-            </w:pPr>
-            <w:r>
-              <w:rPr>
-                <w:i/>
-                <w:iCs/>
-                <w:color w:val="888888"/>
-                <w:sz w:val="18"/>
-                <w:szCs w:val="18"/>
-                <w:lang w:val="fr-FR"/>
-              </w:rPr>
-              <w:t>[Insérez votre capture d'écran ici]</w:t>
-            </w:r>
-          </w:p>
-        </w:tc>
-      </w:tr>
-    </w:tbl>
-    <w:p>
-      <w:pPr>
-        <w:spacing w:after="150"/>
-        <w:rPr>
-          <w:lang w:val="fr-FR"/>
-        </w:rPr>
-      </w:pPr>
-    </w:p>
-    <w:tbl>
-      <w:tblPr>
-        <w:tblW w:w="9026" w:type="dxa"/>
-        <w:tblBorders>
-          <w:top w:val="single" w:sz="4" w:space="0" w:color="auto"/>
-          <w:left w:val="single" w:sz="4" w:space="0" w:color="auto"/>
-          <w:bottom w:val="single" w:sz="4" w:space="0" w:color="auto"/>
-          <w:right w:val="single" w:sz="4" w:space="0" w:color="auto"/>
-          <w:insideH w:val="single" w:sz="4" w:space="0" w:color="auto"/>
-          <w:insideV w:val="single" w:sz="4" w:space="0" w:color="auto"/>
-        </w:tblBorders>
-        <w:tblCellMar>
-          <w:left w:w="10" w:type="dxa"/>
-          <w:right w:w="10" w:type="dxa"/>
-        </w:tblCellMar>
-        <w:tblLook w:val="04A0" w:firstRow="1" w:lastRow="0" w:firstColumn="1" w:lastColumn="0" w:noHBand="0" w:noVBand="1"/>
-      </w:tblPr>
-      <w:tblGrid>
-        <w:gridCol w:w="9026"/>
-      </w:tblGrid>
-      <w:tr>
-        <w:tblPrEx>
-          <w:tblCellMar>
-            <w:top w:w="0" w:type="dxa"/>
-            <w:bottom w:w="0" w:type="dxa"/>
-          </w:tblCellMar>
-        </w:tblPrEx>
-        <w:tc>
-          <w:tcPr>
-            <w:tcW w:w="9026" w:type="dxa"/>
-            <w:tcBorders>
-              <w:top w:val="dashed" w:sz="2" w:space="0" w:color="FF8C00"/>
-              <w:left w:val="dashed" w:sz="2" w:space="0" w:color="FF8C00"/>
-              <w:bottom w:val="dashed" w:sz="2" w:space="0" w:color="FF8C00"/>
-              <w:right w:val="dashed" w:sz="2" w:space="0" w:color="FF8C00"/>
-            </w:tcBorders>
-            <w:shd w:val="clear" w:color="auto" w:fill="FFF8F0"/>
-            <w:tcMar>
-              <w:top w:w="200" w:type="dxa"/>
-              <w:left w:w="200" w:type="dxa"/>
-              <w:bottom w:w="200" w:type="dxa"/>
-              <w:right w:w="200" w:type="dxa"/>
-            </w:tcMar>
-          </w:tcPr>
-          <w:p>
-            <w:pPr>
-              <w:jc w:val="center"/>
-              <w:rPr>
-                <w:lang w:val="fr-FR"/>
-              </w:rPr>
-            </w:pPr>
-            <w:proofErr w:type="gramStart"/>
-            <w:r>
-              <w:rPr>
-                <w:b/>
-                <w:bCs/>
-                <w:color w:val="CC5500"/>
-                <w:sz w:val="20"/>
-                <w:szCs w:val="20"/>
-              </w:rPr>
-              <w:t>📷</w:t>
-            </w:r>
-            <w:r>
-              <w:rPr>
-                <w:b/>
-                <w:bCs/>
-                <w:color w:val="CC5500"/>
-                <w:sz w:val="20"/>
-                <w:szCs w:val="20"/>
-                <w:lang w:val="fr-FR"/>
-              </w:rPr>
-              <w:t xml:space="preserve">  SCREENSHOT</w:t>
-            </w:r>
-            <w:proofErr w:type="gramEnd"/>
-            <w:r>
-              <w:rPr>
-                <w:b/>
-                <w:bCs/>
-                <w:color w:val="CC5500"/>
-                <w:sz w:val="20"/>
-                <w:szCs w:val="20"/>
-                <w:lang w:val="fr-FR"/>
-              </w:rPr>
-              <w:t xml:space="preserve"> — Formulaire </w:t>
-            </w:r>
-            <w:proofErr w:type="spellStart"/>
-            <w:r>
-              <w:rPr>
-                <w:b/>
-                <w:bCs/>
-                <w:color w:val="CC5500"/>
-                <w:sz w:val="20"/>
-                <w:szCs w:val="20"/>
-                <w:lang w:val="fr-FR"/>
-              </w:rPr>
-              <w:t>Create</w:t>
-            </w:r>
-            <w:proofErr w:type="spellEnd"/>
-            <w:r>
-              <w:rPr>
-                <w:b/>
-                <w:bCs/>
-                <w:color w:val="CC5500"/>
-                <w:sz w:val="20"/>
-                <w:szCs w:val="20"/>
-                <w:lang w:val="fr-FR"/>
-              </w:rPr>
-              <w:t xml:space="preserve"> </w:t>
-            </w:r>
-            <w:proofErr w:type="spellStart"/>
-            <w:r>
-              <w:rPr>
-                <w:b/>
-                <w:bCs/>
-                <w:color w:val="CC5500"/>
-                <w:sz w:val="20"/>
-                <w:szCs w:val="20"/>
-                <w:lang w:val="fr-FR"/>
-              </w:rPr>
-              <w:t>Movie</w:t>
-            </w:r>
-            <w:proofErr w:type="spellEnd"/>
-            <w:r>
-              <w:rPr>
-                <w:b/>
-                <w:bCs/>
-                <w:color w:val="CC5500"/>
-                <w:sz w:val="20"/>
-                <w:szCs w:val="20"/>
-                <w:lang w:val="fr-FR"/>
-              </w:rPr>
-              <w:t xml:space="preserve"> dans le navigateur avec la liste déroulante des producteurs</w:t>
-            </w:r>
-          </w:p>
-          <w:p>
-            <w:pPr>
-              <w:jc w:val="center"/>
-              <w:rPr>
-                <w:lang w:val="fr-FR"/>
-              </w:rPr>
-            </w:pPr>
-            <w:r>
-              <w:rPr>
-                <w:i/>
-                <w:iCs/>
-                <w:color w:val="888888"/>
-                <w:sz w:val="18"/>
-                <w:szCs w:val="18"/>
-                <w:lang w:val="fr-FR"/>
-              </w:rPr>
-              <w:t>[Insérez votre capture d'écran ici]</w:t>
-            </w:r>
-          </w:p>
-        </w:tc>
-      </w:tr>
-    </w:tbl>
-    <w:p>
-      <w:pPr>
-        <w:spacing w:after="150"/>
-        <w:rPr>
-          <w:lang w:val="fr-FR"/>
-        </w:rPr>
-      </w:pPr>
-    </w:p>
-    <w:tbl>
-      <w:tblPr>
-        <w:tblW w:w="9026" w:type="dxa"/>
-        <w:tblBorders>
-          <w:top w:val="single" w:sz="4" w:space="0" w:color="auto"/>
-          <w:left w:val="single" w:sz="4" w:space="0" w:color="auto"/>
-          <w:bottom w:val="single" w:sz="4" w:space="0" w:color="auto"/>
-          <w:right w:val="single" w:sz="4" w:space="0" w:color="auto"/>
-          <w:insideH w:val="single" w:sz="4" w:space="0" w:color="auto"/>
-          <w:insideV w:val="single" w:sz="4" w:space="0" w:color="auto"/>
-        </w:tblBorders>
-        <w:tblCellMar>
-          <w:left w:w="10" w:type="dxa"/>
-          <w:right w:w="10" w:type="dxa"/>
-        </w:tblCellMar>
-        <w:tblLook w:val="04A0" w:firstRow="1" w:lastRow="0" w:firstColumn="1" w:lastColumn="0" w:noHBand="0" w:noVBand="1"/>
-      </w:tblPr>
-      <w:tblGrid>
-        <w:gridCol w:w="9026"/>
-      </w:tblGrid>
-      <w:tr>
-        <w:tblPrEx>
-          <w:tblCellMar>
-            <w:top w:w="0" w:type="dxa"/>
-            <w:bottom w:w="0" w:type="dxa"/>
-          </w:tblCellMar>
-        </w:tblPrEx>
-        <w:tc>
-          <w:tcPr>
-            <w:tcW w:w="9026" w:type="dxa"/>
-            <w:tcBorders>
-              <w:top w:val="dashed" w:sz="2" w:space="0" w:color="FF8C00"/>
-              <w:left w:val="dashed" w:sz="2" w:space="0" w:color="FF8C00"/>
-              <w:bottom w:val="dashed" w:sz="2" w:space="0" w:color="FF8C00"/>
-              <w:right w:val="dashed" w:sz="2" w:space="0" w:color="FF8C00"/>
-            </w:tcBorders>
-            <w:shd w:val="clear" w:color="auto" w:fill="FFF8F0"/>
-            <w:tcMar>
-              <w:top w:w="200" w:type="dxa"/>
-              <w:left w:w="200" w:type="dxa"/>
-              <w:bottom w:w="200" w:type="dxa"/>
-              <w:right w:w="200" w:type="dxa"/>
-            </w:tcMar>
-          </w:tcPr>
-          <w:p>
-            <w:pPr>
-              <w:jc w:val="center"/>
-              <w:rPr>
-                <w:lang w:val="fr-FR"/>
-              </w:rPr>
-            </w:pPr>
-            <w:proofErr w:type="gramStart"/>
-            <w:r>
-              <w:rPr>
-                <w:b/>
-                <w:bCs/>
-                <w:color w:val="CC5500"/>
-                <w:sz w:val="20"/>
-                <w:szCs w:val="20"/>
-              </w:rPr>
-              <w:lastRenderedPageBreak/>
-              <w:t>📷</w:t>
-            </w:r>
-            <w:r>
-              <w:rPr>
-                <w:b/>
-                <w:bCs/>
-                <w:color w:val="CC5500"/>
-                <w:sz w:val="20"/>
-                <w:szCs w:val="20"/>
-                <w:lang w:val="fr-FR"/>
-              </w:rPr>
-              <w:t xml:space="preserve">  SCREENSHOT</w:t>
-            </w:r>
-            <w:proofErr w:type="gramEnd"/>
-            <w:r>
-              <w:rPr>
-                <w:b/>
-                <w:bCs/>
-                <w:color w:val="CC5500"/>
-                <w:sz w:val="20"/>
-                <w:szCs w:val="20"/>
-                <w:lang w:val="fr-FR"/>
-              </w:rPr>
-              <w:t xml:space="preserve"> — Formulaire Edit </w:t>
-            </w:r>
-            <w:proofErr w:type="spellStart"/>
-            <w:r>
-              <w:rPr>
-                <w:b/>
-                <w:bCs/>
-                <w:color w:val="CC5500"/>
-                <w:sz w:val="20"/>
-                <w:szCs w:val="20"/>
-                <w:lang w:val="fr-FR"/>
-              </w:rPr>
-              <w:t>Movie</w:t>
-            </w:r>
-            <w:proofErr w:type="spellEnd"/>
-            <w:r>
-              <w:rPr>
-                <w:b/>
-                <w:bCs/>
-                <w:color w:val="CC5500"/>
-                <w:sz w:val="20"/>
-                <w:szCs w:val="20"/>
-                <w:lang w:val="fr-FR"/>
-              </w:rPr>
-              <w:t xml:space="preserve"> dans le navigateur</w:t>
-            </w:r>
-          </w:p>
-          <w:p>
-            <w:pPr>
-              <w:jc w:val="center"/>
-              <w:rPr>
-                <w:lang w:val="fr-FR"/>
-              </w:rPr>
-            </w:pPr>
-            <w:r>
-              <w:rPr>
-                <w:i/>
-                <w:iCs/>
-                <w:color w:val="888888"/>
-                <w:sz w:val="18"/>
-                <w:szCs w:val="18"/>
-                <w:lang w:val="fr-FR"/>
-              </w:rPr>
-              <w:t>[Insérez votre capture d'écran ici]</w:t>
-            </w:r>
-          </w:p>
-        </w:tc>
-      </w:tr>
-    </w:tbl>
-    <w:p>
-      <w:pPr>
-        <w:spacing w:after="150"/>
-        <w:rPr>
-          <w:lang w:val="fr-FR"/>
-        </w:rPr>
-      </w:pPr>
-    </w:p>
-    <w:tbl>
-      <w:tblPr>
-        <w:tblW w:w="9026" w:type="dxa"/>
-        <w:tblBorders>
-          <w:top w:val="single" w:sz="4" w:space="0" w:color="auto"/>
-          <w:left w:val="single" w:sz="4" w:space="0" w:color="auto"/>
-          <w:bottom w:val="single" w:sz="4" w:space="0" w:color="auto"/>
-          <w:right w:val="single" w:sz="4" w:space="0" w:color="auto"/>
-          <w:insideH w:val="single" w:sz="4" w:space="0" w:color="auto"/>
-          <w:insideV w:val="single" w:sz="4" w:space="0" w:color="auto"/>
-        </w:tblBorders>
-        <w:tblCellMar>
-          <w:left w:w="10" w:type="dxa"/>
-          <w:right w:w="10" w:type="dxa"/>
-        </w:tblCellMar>
-        <w:tblLook w:val="04A0" w:firstRow="1" w:lastRow="0" w:firstColumn="1" w:lastColumn="0" w:noHBand="0" w:noVBand="1"/>
-      </w:tblPr>
-      <w:tblGrid>
-        <w:gridCol w:w="9026"/>
-      </w:tblGrid>
-      <w:tr>
-        <w:tblPrEx>
-          <w:tblCellMar>
-            <w:top w:w="0" w:type="dxa"/>
-            <w:bottom w:w="0" w:type="dxa"/>
-          </w:tblCellMar>
-        </w:tblPrEx>
-        <w:tc>
-          <w:tcPr>
-            <w:tcW w:w="9026" w:type="dxa"/>
-            <w:tcBorders>
-              <w:top w:val="dashed" w:sz="2" w:space="0" w:color="FF8C00"/>
-              <w:left w:val="dashed" w:sz="2" w:space="0" w:color="FF8C00"/>
-              <w:bottom w:val="dashed" w:sz="2" w:space="0" w:color="FF8C00"/>
-              <w:right w:val="dashed" w:sz="2" w:space="0" w:color="FF8C00"/>
-            </w:tcBorders>
-            <w:shd w:val="clear" w:color="auto" w:fill="FFF8F0"/>
-            <w:tcMar>
-              <w:top w:w="200" w:type="dxa"/>
-              <w:left w:w="200" w:type="dxa"/>
-              <w:bottom w:w="200" w:type="dxa"/>
-              <w:right w:w="200" w:type="dxa"/>
-            </w:tcMar>
-          </w:tcPr>
-          <w:p>
-            <w:pPr>
-              <w:jc w:val="center"/>
-              <w:rPr>
-                <w:lang w:val="fr-FR"/>
-              </w:rPr>
-            </w:pPr>
-            <w:proofErr w:type="gramStart"/>
-            <w:r>
-              <w:rPr>
-                <w:b/>
-                <w:bCs/>
-                <w:color w:val="CC5500"/>
-                <w:sz w:val="20"/>
-                <w:szCs w:val="20"/>
-              </w:rPr>
-              <w:t>📷</w:t>
-            </w:r>
-            <w:r>
-              <w:rPr>
-                <w:b/>
-                <w:bCs/>
-                <w:color w:val="CC5500"/>
-                <w:sz w:val="20"/>
-                <w:szCs w:val="20"/>
-                <w:lang w:val="fr-FR"/>
-              </w:rPr>
-              <w:t xml:space="preserve">  SCREENSHOT</w:t>
-            </w:r>
-            <w:proofErr w:type="gramEnd"/>
-            <w:r>
-              <w:rPr>
-                <w:b/>
-                <w:bCs/>
-                <w:color w:val="CC5500"/>
-                <w:sz w:val="20"/>
-                <w:szCs w:val="20"/>
-                <w:lang w:val="fr-FR"/>
-              </w:rPr>
-              <w:t xml:space="preserve"> — Page Details d'un film dans le navigateur</w:t>
-            </w:r>
-          </w:p>
-          <w:p>
-            <w:pPr>
-              <w:jc w:val="center"/>
-              <w:rPr>
-                <w:lang w:val="fr-FR"/>
-              </w:rPr>
-            </w:pPr>
-            <w:r>
-              <w:rPr>
-                <w:i/>
-                <w:iCs/>
-                <w:color w:val="888888"/>
-                <w:sz w:val="18"/>
-                <w:szCs w:val="18"/>
-                <w:lang w:val="fr-FR"/>
-              </w:rPr>
-              <w:t>[Insérez votre capture d'écran ici]</w:t>
-            </w:r>
-          </w:p>
-        </w:tc>
-      </w:tr>
-    </w:tbl>
-    <w:p>
-      <w:pPr>
-        <w:spacing w:after="150"/>
-        <w:rPr>
-          <w:lang w:val="fr-FR"/>
-        </w:rPr>
-      </w:pPr>
-    </w:p>
-    <w:tbl>
-      <w:tblPr>
-        <w:tblW w:w="9026" w:type="dxa"/>
-        <w:tblBorders>
-          <w:top w:val="single" w:sz="4" w:space="0" w:color="auto"/>
-          <w:left w:val="single" w:sz="4" w:space="0" w:color="auto"/>
-          <w:bottom w:val="single" w:sz="4" w:space="0" w:color="auto"/>
-          <w:right w:val="single" w:sz="4" w:space="0" w:color="auto"/>
-          <w:insideH w:val="single" w:sz="4" w:space="0" w:color="auto"/>
-          <w:insideV w:val="single" w:sz="4" w:space="0" w:color="auto"/>
-        </w:tblBorders>
-        <w:tblCellMar>
-          <w:left w:w="10" w:type="dxa"/>
-          <w:right w:w="10" w:type="dxa"/>
-        </w:tblCellMar>
-        <w:tblLook w:val="04A0" w:firstRow="1" w:lastRow="0" w:firstColumn="1" w:lastColumn="0" w:noHBand="0" w:noVBand="1"/>
-      </w:tblPr>
-      <w:tblGrid>
-        <w:gridCol w:w="9026"/>
-      </w:tblGrid>
-      <w:tr>
-        <w:tblPrEx>
-          <w:tblCellMar>
-            <w:top w:w="0" w:type="dxa"/>
-            <w:bottom w:w="0" w:type="dxa"/>
-          </w:tblCellMar>
-        </w:tblPrEx>
-        <w:tc>
-          <w:tcPr>
-            <w:tcW w:w="9026" w:type="dxa"/>
-            <w:tcBorders>
-              <w:top w:val="dashed" w:sz="2" w:space="0" w:color="FF8C00"/>
-              <w:left w:val="dashed" w:sz="2" w:space="0" w:color="FF8C00"/>
-              <w:bottom w:val="dashed" w:sz="2" w:space="0" w:color="FF8C00"/>
-              <w:right w:val="dashed" w:sz="2" w:space="0" w:color="FF8C00"/>
-            </w:tcBorders>
-            <w:shd w:val="clear" w:color="auto" w:fill="FFF8F0"/>
-            <w:tcMar>
-              <w:top w:w="200" w:type="dxa"/>
-              <w:left w:w="200" w:type="dxa"/>
-              <w:bottom w:w="200" w:type="dxa"/>
-              <w:right w:w="200" w:type="dxa"/>
-            </w:tcMar>
-          </w:tcPr>
-          <w:p>
-            <w:pPr>
-              <w:jc w:val="center"/>
-              <w:rPr>
-                <w:lang w:val="fr-FR"/>
-              </w:rPr>
-            </w:pPr>
-            <w:proofErr w:type="gramStart"/>
-            <w:r>
-              <w:rPr>
-                <w:b/>
-                <w:bCs/>
-                <w:color w:val="CC5500"/>
-                <w:sz w:val="20"/>
-                <w:szCs w:val="20"/>
-              </w:rPr>
-              <w:t>📷</w:t>
-            </w:r>
-            <w:r>
-              <w:rPr>
-                <w:b/>
-                <w:bCs/>
-                <w:color w:val="CC5500"/>
-                <w:sz w:val="20"/>
-                <w:szCs w:val="20"/>
-                <w:lang w:val="fr-FR"/>
-              </w:rPr>
-              <w:t xml:space="preserve">  SCREENSHOT</w:t>
-            </w:r>
-            <w:proofErr w:type="gramEnd"/>
-            <w:r>
-              <w:rPr>
-                <w:b/>
-                <w:bCs/>
-                <w:color w:val="CC5500"/>
-                <w:sz w:val="20"/>
-                <w:szCs w:val="20"/>
-                <w:lang w:val="fr-FR"/>
-              </w:rPr>
-              <w:t xml:space="preserve"> — Page de confirmation de suppression d'un film</w:t>
-            </w:r>
-          </w:p>
-          <w:p>
-            <w:pPr>
-              <w:jc w:val="center"/>
-              <w:rPr>
-                <w:lang w:val="fr-FR"/>
-              </w:rPr>
-            </w:pPr>
-            <w:r>
-              <w:rPr>
-                <w:i/>
-                <w:iCs/>
-                <w:color w:val="888888"/>
-                <w:sz w:val="18"/>
-                <w:szCs w:val="18"/>
-                <w:lang w:val="fr-FR"/>
-              </w:rPr>
-              <w:t>[Insérez votre capture d'écran ici]</w:t>
-            </w:r>
-          </w:p>
-        </w:tc>
-      </w:tr>
-    </w:tbl>
-    <w:p>
-      <w:pPr>
-        <w:spacing w:after="150"/>
+        <w:spacing w:after="100"/>
+        <w:rPr>
+          <w:lang w:val="fr-FR"/>
+        </w:rPr>
+      </w:pPr>
+    </w:p>
+    <w:p>
+      <w:pPr>
+        <w:spacing w:after="100"/>
         <w:rPr>
           <w:lang w:val="fr-FR"/>
         </w:rPr>
@@ -9677,6 +8361,7 @@
         <w:rPr>
           <w:lang w:val="fr-FR"/>
         </w:rPr>
+        <w:lastRenderedPageBreak/>
         <w:t>Conclusion</w:t>
       </w:r>
     </w:p>
@@ -9811,7 +8496,6 @@
         <w:rPr>
           <w:lang w:val="fr-FR"/>
         </w:rPr>
-        <w:lastRenderedPageBreak/>
         <w:t xml:space="preserve">Générer automatiquement le modèle de données à partir de la base via </w:t>
       </w:r>
       <w:proofErr w:type="spellStart"/>
